--- a/templates/_Cession/Declaration-Modificative-RC_Template.docx
+++ b/templates/_Cession/Declaration-Modificative-RC_Template.docx
@@ -44,23 +44,26 @@
         <w:rPr>
           <w:sz w:val="22"/>
         </w:rPr>
-        <w:t>Je soussigne, {{ ASSOCIE_NOM_COMPLET }}, gerant de la societe</w:t>
-      </w:r>
-    </w:p>
-    <w:p>
-      <w:r>
-        <w:rPr>
-          <w:sz w:val="22"/>
-        </w:rPr>
-        <w:t>{{ SOCIETE_RAISON_SOCIALE }}, immatriculee au RC sous le n° {{ SOCIETE_RC }},</w:t>
-      </w:r>
-    </w:p>
-    <w:p>
-      <w:r>
-        <w:rPr>
-          <w:sz w:val="22"/>
-        </w:rPr>
-        <w:t>dont le siege social est sis {{ SOCIETE_ADRESSE_SIEGE }},</w:t>
+        <w:t>Je soussigne, {{ ASSOCIE_NOM_COMPLET }}, gerant de la societe {{ SOCIETE_RAISON_SOCIALE }},
+{{ SOCIETE_FORME_JURIDIQUE }},
+immatriculee au RC sous le n° {{ SOCIETE_RC }},
+dont le siege social est sis {{ SOCIETE_ADRESSE_SIEGE }} {{ SOCIETE_VILLE }},</w:t>
+      </w:r>
+    </w:p>
+    <w:p>
+      <w:r>
+        <w:rPr>
+          <w:sz w:val="22"/>
+        </w:rPr>
+        <w:t/>
+      </w:r>
+    </w:p>
+    <w:p>
+      <w:r>
+        <w:rPr>
+          <w:sz w:val="22"/>
+        </w:rPr>
+        <w:t/>
       </w:r>
     </w:p>
     <w:p>
@@ -124,7 +127,7 @@
         <w:rPr>
           <w:sz w:val="22"/>
         </w:rPr>
-        <w:t>Le capital social demeure fixe a {{ SOCIETE_CAPITAL }} DH.</w:t>
+        <w:t>Le capital social demeure fixe a {{ SOCIETE_CAPITAL }} DHS.</w:t>
       </w:r>
     </w:p>
     <w:p>
